--- a/public/templates/consents/consent-transfer.docx
+++ b/public/templates/consents/consent-transfer.docx
@@ -121,7 +121,7 @@
                 <w:sz w:val="18"/>
                 <w:szCs w:val="18"/>
               </w:rPr>
-              <w:t>Я, {{customer.fullName}}</w:t>
+              <w:t xml:space="preserve">Я, {{customer.fullName}}</w:t>
             </w:r>
           </w:p>
         </w:tc>
@@ -232,7 +232,7 @@
                 <w:sz w:val="18"/>
                 <w:szCs w:val="18"/>
               </w:rPr>
-              <w:t>паспорт: серия {{customer.passportSeries}}</w:t>
+              <w:t xml:space="preserve">паспорт: серия {{customer.passportSeries}}</w:t>
             </w:r>
           </w:p>
         </w:tc>
@@ -285,7 +285,7 @@
                 <w:sz w:val="18"/>
                 <w:szCs w:val="18"/>
               </w:rPr>
-              <w:t>номер {{customer.passportNumber}}</w:t>
+              <w:t xml:space="preserve">номер {{customer.passportNumber}}</w:t>
             </w:r>
           </w:p>
         </w:tc>
@@ -338,7 +338,7 @@
                 <w:sz w:val="18"/>
                 <w:szCs w:val="18"/>
               </w:rPr>
-              <w:t>когда выдан {{customer.passportIssuedDate}}</w:t>
+              <w:t xml:space="preserve">когда выдан {{customer.passportIssuedDate}}</w:t>
             </w:r>
           </w:p>
         </w:tc>
@@ -390,7 +390,7 @@
                 <w:sz w:val="18"/>
                 <w:szCs w:val="18"/>
               </w:rPr>
-              <w:t>кем выдан {{customer.passportIssuedBy}}</w:t>
+              <w:t xml:space="preserve">кем выдан {{customer.passportIssuedBy}}</w:t>
             </w:r>
           </w:p>
         </w:tc>
@@ -469,7 +469,7 @@
                 <w:sz w:val="18"/>
                 <w:szCs w:val="18"/>
               </w:rPr>
-              <w:t>зарегистрирован по адресу: {{customer.registrationAddress}}</w:t>
+              <w:t xml:space="preserve">зарегистрирован по адресу: {{customer.registrationAddress}}</w:t>
             </w:r>
           </w:p>
         </w:tc>
@@ -548,7 +548,7 @@
                 <w:sz w:val="18"/>
                 <w:szCs w:val="18"/>
               </w:rPr>
-              <w:t>проживающий по адресу: {{customer.registrationAddress}}</w:t>
+              <w:t xml:space="preserve">проживающий по адресу: {{customer.registrationAddress}}</w:t>
             </w:r>
           </w:p>
         </w:tc>
@@ -846,7 +846,7 @@
                 <w:sz w:val="10"/>
                 <w:szCs w:val="10"/>
               </w:rPr>
-              <w:t>{{student.fullName}}  (Фамилия, имя, отчество субъекта)</w:t>
+              <w:t xml:space="preserve">{{student.fullName}}  (Фамилия, имя, отчество субъекта)</w:t>
             </w:r>
           </w:p>
         </w:tc>
@@ -901,7 +901,7 @@
                 <w:sz w:val="18"/>
                 <w:szCs w:val="18"/>
               </w:rPr>
-              <w:t>паспорт: серия {{student.passportSeries}}</w:t>
+              <w:t xml:space="preserve">паспорт: серия {{student.passportSeries}}</w:t>
             </w:r>
           </w:p>
         </w:tc>
@@ -954,7 +954,7 @@
                 <w:sz w:val="18"/>
                 <w:szCs w:val="18"/>
               </w:rPr>
-              <w:t>номер {{student.passportNumber}}</w:t>
+              <w:t xml:space="preserve">номер {{student.passportNumber}}</w:t>
             </w:r>
           </w:p>
         </w:tc>
@@ -1007,7 +1007,7 @@
                 <w:sz w:val="18"/>
                 <w:szCs w:val="18"/>
               </w:rPr>
-              <w:t>когда выдан {{student.passportIssuedDate}}</w:t>
+              <w:t xml:space="preserve">когда выдан {{student.passportIssuedDate}}</w:t>
             </w:r>
           </w:p>
         </w:tc>
@@ -1060,7 +1060,7 @@
                 <w:sz w:val="18"/>
                 <w:szCs w:val="18"/>
               </w:rPr>
-              <w:t>кем выдан {{student.passportIssuedBy}}</w:t>
+              <w:t xml:space="preserve">кем выдан {{student.passportIssuedBy}}</w:t>
             </w:r>
           </w:p>
         </w:tc>
@@ -1138,7 +1138,7 @@
                 <w:sz w:val="18"/>
                 <w:szCs w:val="18"/>
               </w:rPr>
-              <w:t>зарегистрирован по адресу: {{student.registrationAddress}}</w:t>
+              <w:t xml:space="preserve">зарегистрирован по адресу: {{student.registrationAddress}}</w:t>
             </w:r>
           </w:p>
         </w:tc>
@@ -1193,7 +1193,7 @@
                 <w:sz w:val="18"/>
                 <w:szCs w:val="18"/>
               </w:rPr>
-              <w:t>проживающий по адресу: {{student.registrationAddress}}</w:t>
+              <w:t xml:space="preserve">проживающий по адресу: {{student.registrationAddress}}</w:t>
             </w:r>
           </w:p>
         </w:tc>

--- a/public/templates/consents/consent-transfer.docx
+++ b/public/templates/consents/consent-transfer.docx
@@ -121,7 +121,7 @@
                 <w:sz w:val="18"/>
                 <w:szCs w:val="18"/>
               </w:rPr>
-              <w:t xml:space="preserve">Я, {{customer.fullName}}</w:t>
+              <w:t>Я,</w:t>
             </w:r>
           </w:p>
         </w:tc>
@@ -145,6 +145,9 @@
                 <w:szCs w:val="18"/>
               </w:rPr>
             </w:pPr>
+            <w:r>
+              <w:t xml:space="preserve">{{customer.fullName}}</w:t>
+            </w:r>
           </w:p>
         </w:tc>
       </w:tr>
@@ -232,7 +235,7 @@
                 <w:sz w:val="18"/>
                 <w:szCs w:val="18"/>
               </w:rPr>
-              <w:t xml:space="preserve">паспорт: серия {{customer.passportSeries}}</w:t>
+              <w:t>паспорт: серия</w:t>
             </w:r>
           </w:p>
         </w:tc>
@@ -256,6 +259,9 @@
                 <w:szCs w:val="18"/>
               </w:rPr>
             </w:pPr>
+            <w:r>
+              <w:t xml:space="preserve">{{customer.passportSeries}}</w:t>
+            </w:r>
           </w:p>
         </w:tc>
         <w:tc>
@@ -285,7 +291,7 @@
                 <w:sz w:val="18"/>
                 <w:szCs w:val="18"/>
               </w:rPr>
-              <w:t xml:space="preserve">номер {{customer.passportNumber}}</w:t>
+              <w:t>номер</w:t>
             </w:r>
           </w:p>
         </w:tc>
@@ -309,6 +315,9 @@
                 <w:szCs w:val="18"/>
               </w:rPr>
             </w:pPr>
+            <w:r>
+              <w:t xml:space="preserve">{{customer.passportNumber}}</w:t>
+            </w:r>
           </w:p>
         </w:tc>
         <w:tc>
@@ -338,7 +347,7 @@
                 <w:sz w:val="18"/>
                 <w:szCs w:val="18"/>
               </w:rPr>
-              <w:t xml:space="preserve">когда выдан {{customer.passportIssuedDate}}</w:t>
+              <w:t>когда выдан</w:t>
             </w:r>
           </w:p>
         </w:tc>
@@ -361,6 +370,9 @@
                 <w:szCs w:val="18"/>
               </w:rPr>
             </w:pPr>
+            <w:r>
+              <w:t xml:space="preserve">{{customer.passportIssuedDate}}</w:t>
+            </w:r>
           </w:p>
         </w:tc>
         <w:tc>
@@ -390,7 +402,7 @@
                 <w:sz w:val="18"/>
                 <w:szCs w:val="18"/>
               </w:rPr>
-              <w:t xml:space="preserve">кем выдан {{customer.passportIssuedBy}}</w:t>
+              <w:t>кем выдан</w:t>
             </w:r>
           </w:p>
         </w:tc>
@@ -414,6 +426,9 @@
                 <w:szCs w:val="18"/>
               </w:rPr>
             </w:pPr>
+            <w:r>
+              <w:t xml:space="preserve">{{customer.passportIssuedBy}}</w:t>
+            </w:r>
           </w:p>
         </w:tc>
       </w:tr>
@@ -469,7 +484,7 @@
                 <w:sz w:val="18"/>
                 <w:szCs w:val="18"/>
               </w:rPr>
-              <w:t xml:space="preserve">зарегистрирован по адресу: {{customer.registrationAddress}}</w:t>
+              <w:t>зарегистрирован по адресу:</w:t>
             </w:r>
           </w:p>
         </w:tc>
@@ -493,6 +508,9 @@
                 <w:szCs w:val="18"/>
               </w:rPr>
             </w:pPr>
+            <w:r>
+              <w:t xml:space="preserve">{{customer.registrationAddress}}</w:t>
+            </w:r>
           </w:p>
         </w:tc>
       </w:tr>
@@ -548,7 +566,7 @@
                 <w:sz w:val="18"/>
                 <w:szCs w:val="18"/>
               </w:rPr>
-              <w:t xml:space="preserve">проживающий по адресу: {{customer.registrationAddress}}</w:t>
+              <w:t>проживающий по адресу:</w:t>
             </w:r>
           </w:p>
         </w:tc>
@@ -572,6 +590,9 @@
                 <w:szCs w:val="18"/>
               </w:rPr>
             </w:pPr>
+            <w:r>
+              <w:t xml:space="preserve">{{customer.registrationAddress}}</w:t>
+            </w:r>
           </w:p>
         </w:tc>
       </w:tr>
@@ -762,6 +783,9 @@
                 <w:szCs w:val="20"/>
               </w:rPr>
             </w:pPr>
+            <w:r>
+              <w:t xml:space="preserve">{{student.fullName}}</w:t>
+            </w:r>
           </w:p>
         </w:tc>
         <w:tc>
@@ -846,7 +870,7 @@
                 <w:sz w:val="10"/>
                 <w:szCs w:val="10"/>
               </w:rPr>
-              <w:t xml:space="preserve">{{student.fullName}}  (Фамилия, имя, отчество субъекта)</w:t>
+              <w:t>(Фамилия, имя, отчество субъекта)</w:t>
             </w:r>
           </w:p>
         </w:tc>
@@ -901,7 +925,7 @@
                 <w:sz w:val="18"/>
                 <w:szCs w:val="18"/>
               </w:rPr>
-              <w:t xml:space="preserve">паспорт: серия {{student.passportSeries}}</w:t>
+              <w:t>паспорт: серия</w:t>
             </w:r>
           </w:p>
         </w:tc>
@@ -925,6 +949,9 @@
                 <w:szCs w:val="18"/>
               </w:rPr>
             </w:pPr>
+            <w:r>
+              <w:t xml:space="preserve">{{student.passportSeries}}</w:t>
+            </w:r>
           </w:p>
         </w:tc>
         <w:tc>
@@ -954,7 +981,7 @@
                 <w:sz w:val="18"/>
                 <w:szCs w:val="18"/>
               </w:rPr>
-              <w:t xml:space="preserve">номер {{student.passportNumber}}</w:t>
+              <w:t>номер</w:t>
             </w:r>
           </w:p>
         </w:tc>
@@ -978,6 +1005,9 @@
                 <w:szCs w:val="18"/>
               </w:rPr>
             </w:pPr>
+            <w:r>
+              <w:t xml:space="preserve">{{student.passportNumber}}</w:t>
+            </w:r>
           </w:p>
         </w:tc>
         <w:tc>
@@ -1007,7 +1037,7 @@
                 <w:sz w:val="18"/>
                 <w:szCs w:val="18"/>
               </w:rPr>
-              <w:t xml:space="preserve">когда выдан {{student.passportIssuedDate}}</w:t>
+              <w:t>когда выдан</w:t>
             </w:r>
           </w:p>
         </w:tc>
@@ -1031,6 +1061,9 @@
                 <w:szCs w:val="18"/>
               </w:rPr>
             </w:pPr>
+            <w:r>
+              <w:t xml:space="preserve">{{student.passportIssuedDate}}</w:t>
+            </w:r>
           </w:p>
         </w:tc>
         <w:tc>
@@ -1060,7 +1093,7 @@
                 <w:sz w:val="18"/>
                 <w:szCs w:val="18"/>
               </w:rPr>
-              <w:t xml:space="preserve">кем выдан {{student.passportIssuedBy}}</w:t>
+              <w:t>кем выдан</w:t>
             </w:r>
           </w:p>
         </w:tc>
@@ -1083,6 +1116,9 @@
                 <w:szCs w:val="18"/>
               </w:rPr>
             </w:pPr>
+            <w:r>
+              <w:t xml:space="preserve">{{student.passportIssuedBy}}</w:t>
+            </w:r>
           </w:p>
         </w:tc>
       </w:tr>
@@ -1138,7 +1174,7 @@
                 <w:sz w:val="18"/>
                 <w:szCs w:val="18"/>
               </w:rPr>
-              <w:t xml:space="preserve">зарегистрирован по адресу: {{student.registrationAddress}}</w:t>
+              <w:t>зарегистрирован по адресу:</w:t>
             </w:r>
           </w:p>
         </w:tc>
@@ -1162,6 +1198,9 @@
                 <w:szCs w:val="18"/>
               </w:rPr>
             </w:pPr>
+            <w:r>
+              <w:t xml:space="preserve">{{student.registrationAddress}}</w:t>
+            </w:r>
           </w:p>
         </w:tc>
       </w:tr>
@@ -1193,7 +1232,7 @@
                 <w:sz w:val="18"/>
                 <w:szCs w:val="18"/>
               </w:rPr>
-              <w:t xml:space="preserve">проживающий по адресу: {{student.registrationAddress}}</w:t>
+              <w:t>проживающий по адресу:</w:t>
             </w:r>
           </w:p>
         </w:tc>
@@ -1217,6 +1256,9 @@
                 <w:szCs w:val="18"/>
               </w:rPr>
             </w:pPr>
+            <w:r>
+              <w:t xml:space="preserve">{{student.registrationAddress}}</w:t>
+            </w:r>
           </w:p>
         </w:tc>
       </w:tr>

--- a/public/templates/consents/consent-transfer.docx
+++ b/public/templates/consents/consent-transfer.docx
@@ -146,6 +146,11 @@
               </w:rPr>
             </w:pPr>
             <w:r>
+              <w:rPr>
+                <w:rFonts w:ascii="Times New Roman" w:hAnsi="Times New Roman" w:cs="Times New Roman"/>
+                <w:sz w:val="18"/>
+                <w:szCs w:val="18"/>
+              </w:rPr>
               <w:t xml:space="preserve">{{customer.fullName}}</w:t>
             </w:r>
           </w:p>
@@ -260,6 +265,11 @@
               </w:rPr>
             </w:pPr>
             <w:r>
+              <w:rPr>
+                <w:rFonts w:ascii="Times New Roman" w:hAnsi="Times New Roman" w:cs="Times New Roman"/>
+                <w:sz w:val="18"/>
+                <w:szCs w:val="18"/>
+              </w:rPr>
               <w:t xml:space="preserve">{{customer.passportSeries}}</w:t>
             </w:r>
           </w:p>
@@ -316,6 +326,11 @@
               </w:rPr>
             </w:pPr>
             <w:r>
+              <w:rPr>
+                <w:rFonts w:ascii="Times New Roman" w:hAnsi="Times New Roman" w:cs="Times New Roman"/>
+                <w:sz w:val="18"/>
+                <w:szCs w:val="18"/>
+              </w:rPr>
               <w:t xml:space="preserve">{{customer.passportNumber}}</w:t>
             </w:r>
           </w:p>
@@ -371,6 +386,11 @@
               </w:rPr>
             </w:pPr>
             <w:r>
+              <w:rPr>
+                <w:rFonts w:ascii="Times New Roman" w:hAnsi="Times New Roman" w:cs="Times New Roman"/>
+                <w:sz w:val="18"/>
+                <w:szCs w:val="18"/>
+              </w:rPr>
               <w:t xml:space="preserve">{{customer.passportIssuedDate}}</w:t>
             </w:r>
           </w:p>
@@ -427,6 +447,11 @@
               </w:rPr>
             </w:pPr>
             <w:r>
+              <w:rPr>
+                <w:rFonts w:ascii="Times New Roman" w:hAnsi="Times New Roman" w:cs="Times New Roman"/>
+                <w:sz w:val="18"/>
+                <w:szCs w:val="18"/>
+              </w:rPr>
               <w:t xml:space="preserve">{{customer.passportIssuedBy}}</w:t>
             </w:r>
           </w:p>
@@ -509,6 +534,11 @@
               </w:rPr>
             </w:pPr>
             <w:r>
+              <w:rPr>
+                <w:rFonts w:ascii="Times New Roman" w:hAnsi="Times New Roman" w:cs="Times New Roman"/>
+                <w:sz w:val="18"/>
+                <w:szCs w:val="18"/>
+              </w:rPr>
               <w:t xml:space="preserve">{{customer.registrationAddress}}</w:t>
             </w:r>
           </w:p>
@@ -591,6 +621,11 @@
               </w:rPr>
             </w:pPr>
             <w:r>
+              <w:rPr>
+                <w:rFonts w:ascii="Times New Roman" w:hAnsi="Times New Roman" w:cs="Times New Roman"/>
+                <w:sz w:val="18"/>
+                <w:szCs w:val="18"/>
+              </w:rPr>
               <w:t xml:space="preserve">{{customer.registrationAddress}}</w:t>
             </w:r>
           </w:p>
@@ -784,6 +819,11 @@
               </w:rPr>
             </w:pPr>
             <w:r>
+              <w:rPr>
+                <w:rFonts w:ascii="Times New Roman" w:hAnsi="Times New Roman" w:cs="Times New Roman"/>
+                <w:sz w:val="20"/>
+                <w:szCs w:val="20"/>
+              </w:rPr>
               <w:t xml:space="preserve">{{student.fullName}}</w:t>
             </w:r>
           </w:p>
@@ -950,6 +990,11 @@
               </w:rPr>
             </w:pPr>
             <w:r>
+              <w:rPr>
+                <w:rFonts w:ascii="Times New Roman" w:hAnsi="Times New Roman" w:cs="Times New Roman"/>
+                <w:sz w:val="18"/>
+                <w:szCs w:val="18"/>
+              </w:rPr>
               <w:t xml:space="preserve">{{student.passportSeries}}</w:t>
             </w:r>
           </w:p>
@@ -1006,6 +1051,11 @@
               </w:rPr>
             </w:pPr>
             <w:r>
+              <w:rPr>
+                <w:rFonts w:ascii="Times New Roman" w:hAnsi="Times New Roman" w:cs="Times New Roman"/>
+                <w:sz w:val="18"/>
+                <w:szCs w:val="18"/>
+              </w:rPr>
               <w:t xml:space="preserve">{{student.passportNumber}}</w:t>
             </w:r>
           </w:p>
@@ -1062,6 +1112,11 @@
               </w:rPr>
             </w:pPr>
             <w:r>
+              <w:rPr>
+                <w:rFonts w:ascii="Times New Roman" w:hAnsi="Times New Roman" w:cs="Times New Roman"/>
+                <w:sz w:val="18"/>
+                <w:szCs w:val="18"/>
+              </w:rPr>
               <w:t xml:space="preserve">{{student.passportIssuedDate}}</w:t>
             </w:r>
           </w:p>
@@ -1117,6 +1172,11 @@
               </w:rPr>
             </w:pPr>
             <w:r>
+              <w:rPr>
+                <w:rFonts w:ascii="Times New Roman" w:hAnsi="Times New Roman" w:cs="Times New Roman"/>
+                <w:sz w:val="18"/>
+                <w:szCs w:val="18"/>
+              </w:rPr>
               <w:t xml:space="preserve">{{student.passportIssuedBy}}</w:t>
             </w:r>
           </w:p>
@@ -1199,6 +1259,11 @@
               </w:rPr>
             </w:pPr>
             <w:r>
+              <w:rPr>
+                <w:rFonts w:ascii="Times New Roman" w:hAnsi="Times New Roman" w:cs="Times New Roman"/>
+                <w:sz w:val="18"/>
+                <w:szCs w:val="18"/>
+              </w:rPr>
               <w:t xml:space="preserve">{{student.registrationAddress}}</w:t>
             </w:r>
           </w:p>
@@ -1257,6 +1322,11 @@
               </w:rPr>
             </w:pPr>
             <w:r>
+              <w:rPr>
+                <w:rFonts w:ascii="Times New Roman" w:hAnsi="Times New Roman" w:cs="Times New Roman"/>
+                <w:sz w:val="18"/>
+                <w:szCs w:val="18"/>
+              </w:rPr>
               <w:t xml:space="preserve">{{student.registrationAddress}}</w:t>
             </w:r>
           </w:p>
